--- a/manuais_and_docs/Growth_Equestre_Guia_Clone_Setup_VSCode_Seed_y_Compartir_UI_ES.docx
+++ b/manuais_and_docs/Growth_Equestre_Guia_Clone_Setup_VSCode_Seed_y_Compartir_UI_ES.docx
@@ -7,17 +7,17 @@
         <w:pStyle w:val="Title"/>
       </w:pPr>
       <w:r>
-        <w:t>Growth Equestre - Guia practico para el equipo (VS Code + datos sinteticos + compartir la UI)</w:t>
+        <w:t>Growth Equestre - Guia practico para el equipo (VS Code + Set Seed + compartir la UI)</w:t>
       </w:r>
     </w:p>
     <w:p>
       <w:r>
-        <w:t>Actualizado el: 23/02/2026</w:t>
+        <w:t>Actualizado: 24/02/2026</w:t>
       </w:r>
     </w:p>
     <w:p>
       <w:r>
-        <w:t>Objetivo: que cualquier persona del equipo pueda clonar el repositorio, levantar el proyecto localmente y reproducir la misma demostracion de datos y pantallas de forma segura.</w:t>
+        <w:t>Objetivo: que cualquier persona del equipo pueda clonar el repositorio y generar exactamente los mismos datos de demostracion en cualquier maquina.</w:t>
       </w:r>
     </w:p>
     <w:p>
@@ -25,12 +25,7 @@
         <w:pStyle w:val="Heading1"/>
       </w:pPr>
       <w:r>
-        <w:t>1) Publico y resultado esperado</w:t>
-      </w:r>
-    </w:p>
-    <w:p>
-      <w:r>
-        <w:t>Este guia esta pensado para quien tiene VS Code limpio (sin extensiones) y necesita levantar el stack completo.</w:t>
+        <w:t>1) Requisitos previos</w:t>
       </w:r>
     </w:p>
     <w:p>
@@ -38,7 +33,7 @@
         <w:pStyle w:val="ListBullet"/>
       </w:pPr>
       <w:r>
-        <w:t>UI Node.js disponible en http://localhost:3100</w:t>
+        <w:t>Git</w:t>
       </w:r>
     </w:p>
     <w:p>
@@ -46,7 +41,7 @@
         <w:pStyle w:val="ListBullet"/>
       </w:pPr>
       <w:r>
-        <w:t>UI Streamlit disponible en http://localhost:8501</w:t>
+        <w:t>Docker Desktop</w:t>
       </w:r>
     </w:p>
     <w:p>
@@ -54,47 +49,7 @@
         <w:pStyle w:val="ListBullet"/>
       </w:pPr>
       <w:r>
-        <w:t>Base cargada con socios y leads sinteticos</w:t>
-      </w:r>
-    </w:p>
-    <w:p>
-      <w:pPr>
-        <w:pStyle w:val="ListBullet"/>
-      </w:pPr>
-      <w:r>
-        <w:t>Metodo para reproducir exactamente el mismo conjunto de datos (set seed del equipo)</w:t>
-      </w:r>
-    </w:p>
-    <w:p>
-      <w:pPr>
-        <w:pStyle w:val="Heading1"/>
-      </w:pPr>
-      <w:r>
-        <w:t>2) Requisitos previos de la maquina</w:t>
-      </w:r>
-    </w:p>
-    <w:p>
-      <w:pPr>
-        <w:pStyle w:val="ListBullet"/>
-      </w:pPr>
-      <w:r>
-        <w:t>Git instalado</w:t>
-      </w:r>
-    </w:p>
-    <w:p>
-      <w:pPr>
-        <w:pStyle w:val="ListBullet"/>
-      </w:pPr>
-      <w:r>
-        <w:t>Docker Desktop instalado y en ejecucion</w:t>
-      </w:r>
-    </w:p>
-    <w:p>
-      <w:pPr>
-        <w:pStyle w:val="ListBullet"/>
-      </w:pPr>
-      <w:r>
-        <w:t>VS Code instalado</w:t>
+        <w:t>VS Code</w:t>
       </w:r>
     </w:p>
     <w:p>
@@ -110,12 +65,7 @@
         <w:pStyle w:val="Heading1"/>
       </w:pPr>
       <w:r>
-        <w:t>3) VS Code limpio: extensiones recomendadas</w:t>
-      </w:r>
-    </w:p>
-    <w:p>
-      <w:r>
-        <w:t>Instala estas extensiones antes de comenzar:</w:t>
+        <w:t>2) VS Code limpio: extensiones recomendadas</w:t>
       </w:r>
     </w:p>
     <w:p>
@@ -123,13 +73,7 @@
         <w:pStyle w:val="ListBullet"/>
       </w:pPr>
       <w:r>
-        <w:rPr>
-          <w:b/>
-        </w:rPr>
-        <w:t xml:space="preserve">ms-azuretools.vscode-docker: </w:t>
-      </w:r>
-      <w:r>
-        <w:t>Docker (ver contenedores, logs e imagenes desde VS Code).</w:t>
+        <w:t>ms-azuretools.vscode-docker (Docker)</w:t>
       </w:r>
     </w:p>
     <w:p>
@@ -137,13 +81,7 @@
         <w:pStyle w:val="ListBullet"/>
       </w:pPr>
       <w:r>
-        <w:rPr>
-          <w:b/>
-        </w:rPr>
-        <w:t xml:space="preserve">ms-python.python: </w:t>
-      </w:r>
-      <w:r>
-        <w:t>Python (necesario para Streamlit y scripts).</w:t>
+        <w:t>ms-python.python (Python)</w:t>
       </w:r>
     </w:p>
     <w:p>
@@ -151,13 +89,7 @@
         <w:pStyle w:val="ListBullet"/>
       </w:pPr>
       <w:r>
-        <w:rPr>
-          <w:b/>
-        </w:rPr>
-        <w:t xml:space="preserve">ms-python.vscode-pylance: </w:t>
-      </w:r>
-      <w:r>
-        <w:t>Intellisense para Python.</w:t>
+        <w:t>ms-python.vscode-pylance (IntelliSense)</w:t>
       </w:r>
     </w:p>
     <w:p>
@@ -165,13 +97,7 @@
         <w:pStyle w:val="ListBullet"/>
       </w:pPr>
       <w:r>
-        <w:rPr>
-          <w:b/>
-        </w:rPr>
-        <w:t xml:space="preserve">ms-toolsai.jupyter: </w:t>
-      </w:r>
-      <w:r>
-        <w:t>Opcional para notebooks y analisis de ML.</w:t>
+        <w:t>ms-toolsai.jupyter (opcional para ML)</w:t>
       </w:r>
     </w:p>
     <w:p>
@@ -179,13 +105,7 @@
         <w:pStyle w:val="ListBullet"/>
       </w:pPr>
       <w:r>
-        <w:rPr>
-          <w:b/>
-        </w:rPr>
-        <w:t xml:space="preserve">EditorConfig.EditorConfig: </w:t>
-      </w:r>
-      <w:r>
-        <w:t>Estandar de formato entre maquinas.</w:t>
+        <w:t>EditorConfig.EditorConfig</w:t>
       </w:r>
     </w:p>
     <w:p>
@@ -193,13 +113,7 @@
         <w:pStyle w:val="ListBullet"/>
       </w:pPr>
       <w:r>
-        <w:rPr>
-          <w:b/>
-        </w:rPr>
-        <w:t xml:space="preserve">eamodio.gitlens: </w:t>
-      </w:r>
-      <w:r>
-        <w:t>Opcional para historial y revision Git en VS Code.</w:t>
+        <w:t>eamodio.gitlens (opcional)</w:t>
       </w:r>
     </w:p>
     <w:p>
@@ -207,7 +121,7 @@
         <w:pStyle w:val="Heading1"/>
       </w:pPr>
       <w:r>
-        <w:t>4) Clonar repositorio y abrir en VS Code</w:t>
+        <w:t>3) Clonar y abrir en VS Code</w:t>
       </w:r>
     </w:p>
     <w:p>
@@ -267,16 +181,11 @@
       </w:r>
     </w:p>
     <w:p>
-      <w:r>
-        <w:t>Nota: la branch release/fullstack-mvp concentra el stack completo (backend, UI Web, UI Streamlit y scoring).</w:t>
-      </w:r>
-    </w:p>
-    <w:p>
       <w:pPr>
         <w:pStyle w:val="Heading1"/>
       </w:pPr>
       <w:r>
-        <w:t>5) Levantar la aplicacion completa (Docker Compose)</w:t>
+        <w:t>4) Levantar todos los servicios</w:t>
       </w:r>
     </w:p>
     <w:p>
@@ -285,19 +194,6 @@
       </w:pPr>
       <w:r>
         <w:t>docker compose up -d --build</w:t>
-      </w:r>
-    </w:p>
-    <w:p>
-      <w:pPr>
-        <w:pStyle w:val="ListBullet"/>
-      </w:pPr>
-      <w:r>
-        <w:t>docker compose ps</w:t>
-      </w:r>
-    </w:p>
-    <w:p>
-      <w:r>
-        <w:t>Validacion de salud (debe devolver 200):</w:t>
       </w:r>
     </w:p>
     <w:p>
@@ -329,12 +225,12 @@
         <w:pStyle w:val="Heading1"/>
       </w:pPr>
       <w:r>
-        <w:t>6) Generar datos sinteticos para usar las pantallas</w:t>
+        <w:t>5) Set seed (reproduccion identica de datos)</w:t>
       </w:r>
     </w:p>
     <w:p>
       <w:r>
-        <w:t>Paso obligatorio para entorno de demostracion:</w:t>
+        <w:t>Usa siempre el mismo valor de seed y replace=true para obtener exactamente los mismos registros en cualquier maquina.</w:t>
       </w:r>
     </w:p>
     <w:p>
@@ -342,7 +238,7 @@
         <w:pStyle w:val="ListBullet"/>
       </w:pPr>
       <w:r>
-        <w:t>Invoke-RestMethod -Method Post -Uri http://localhost:3000/demo/seed-partners -ContentType "application/json" -Body '{"n":1000,"replace":true}'</w:t>
+        <w:t>Invoke-RestMethod -Method Post -Uri http://localhost:3000/demo/seed-partners -ContentType "application/json" -Body '{"n":1000,"replace":true,"seed":"equipepulse-v1"}'</w:t>
       </w:r>
     </w:p>
     <w:p>
@@ -350,12 +246,12 @@
         <w:pStyle w:val="ListBullet"/>
       </w:pPr>
       <w:r>
-        <w:t>Invoke-RestMethod -Method Post -Uri http://localhost:3000/demo/seed-leads -ContentType "application/json" -Body '{"n":450,"replace":true}'</w:t>
+        <w:t>Invoke-RestMethod -Method Post -Uri http://localhost:3000/demo/seed-leads -ContentType "application/json" -Body '{"n":450,"replace":true,"seed":"equipepulse-v1"}'</w:t>
       </w:r>
     </w:p>
     <w:p>
       <w:r>
-        <w:t>Verificar que los datos fueron cargados:</w:t>
+        <w:t>Comandos de validacion:</w:t>
       </w:r>
     </w:p>
     <w:p>
@@ -375,24 +271,29 @@
       </w:r>
     </w:p>
     <w:p>
+      <w:r>
+        <w:t>Regla clave: para reproduccion deterministica, usa siempre replace=true.</w:t>
+      </w:r>
+    </w:p>
+    <w:p>
       <w:pPr>
         <w:pStyle w:val="Heading1"/>
       </w:pPr>
       <w:r>
-        <w:t>7) Como aplicar "set seed" para reproducir exactamente los mismos datos</w:t>
+        <w:t>6) Como generar datos distintos de forma controlada</w:t>
       </w:r>
     </w:p>
     <w:p>
       <w:r>
-        <w:t>Contexto: los endpoints de seed generan datos aleatorios. Para que todo el equipo vea exactamente el mismo dataset, usa un paquete de seed oficial (snapshot SQL) versionado.</w:t>
+        <w:t>Cambia solo el seed. Ejemplo: equipepulse-v2. Asi obtienes otro dataset consistente y reproducible.</w:t>
       </w:r>
     </w:p>
     <w:p>
       <w:pPr>
-        <w:pStyle w:val="Heading2"/>
+        <w:pStyle w:val="Heading1"/>
       </w:pPr>
       <w:r>
-        <w:t>7.1) Crear el paquete seed (maquina de referencia)</w:t>
+        <w:t>7) URLs de la demo</w:t>
       </w:r>
     </w:p>
     <w:p>
@@ -400,7 +301,7 @@
         <w:pStyle w:val="ListBullet"/>
       </w:pPr>
       <w:r>
-        <w:t>New-Item -ItemType Directory -Force .\data\snapshots | Out-Null</w:t>
+        <w:t>UI Node.js: http://localhost:3100</w:t>
       </w:r>
     </w:p>
     <w:p>
@@ -408,79 +309,7 @@
         <w:pStyle w:val="ListBullet"/>
       </w:pPr>
       <w:r>
-        <w:t>docker compose exec -T db psql -U app -d appdb -c "TRUNCATE lead_notes, events, leads, partners RESTART IDENTITY CASCADE;"</w:t>
-      </w:r>
-    </w:p>
-    <w:p>
-      <w:pPr>
-        <w:pStyle w:val="ListBullet"/>
-      </w:pPr>
-      <w:r>
-        <w:t>Invoke-RestMethod -Method Post -Uri http://localhost:3000/demo/seed-partners -ContentType "application/json" -Body '{"n":1000,"replace":true}'</w:t>
-      </w:r>
-    </w:p>
-    <w:p>
-      <w:pPr>
-        <w:pStyle w:val="ListBullet"/>
-      </w:pPr>
-      <w:r>
-        <w:t>Invoke-RestMethod -Method Post -Uri http://localhost:3000/demo/seed-leads -ContentType "application/json" -Body '{"n":450,"replace":true}'</w:t>
-      </w:r>
-    </w:p>
-    <w:p>
-      <w:pPr>
-        <w:pStyle w:val="ListBullet"/>
-      </w:pPr>
-      <w:r>
-        <w:t>docker compose exec -T db pg_dump -U app -d appdb --data-only --column-inserts --table partners --table leads --table events --table lead_notes &gt; .\data\snapshots\demo_seed_oficial.sql</w:t>
-      </w:r>
-    </w:p>
-    <w:p>
-      <w:pPr>
-        <w:pStyle w:val="Heading2"/>
-      </w:pPr>
-      <w:r>
-        <w:t>7.2) Restaurar el mismo seed en cualquier maquina</w:t>
-      </w:r>
-    </w:p>
-    <w:p>
-      <w:pPr>
-        <w:pStyle w:val="ListBullet"/>
-      </w:pPr>
-      <w:r>
-        <w:t>docker compose exec -T db psql -U app -d appdb -c "TRUNCATE lead_notes, events, leads, partners RESTART IDENTITY CASCADE;"</w:t>
-      </w:r>
-    </w:p>
-    <w:p>
-      <w:pPr>
-        <w:pStyle w:val="ListBullet"/>
-      </w:pPr>
-      <w:r>
-        <w:t>Get-Content .\data\snapshots\demo_seed_oficial.sql | docker compose exec -T db psql -U app -d appdb</w:t>
-      </w:r>
-    </w:p>
-    <w:p>
-      <w:pPr>
-        <w:pStyle w:val="Heading1"/>
-      </w:pPr>
-      <w:r>
-        <w:t>8) Donde acceder a las interfaces</w:t>
-      </w:r>
-    </w:p>
-    <w:p>
-      <w:pPr>
-        <w:pStyle w:val="ListBullet"/>
-      </w:pPr>
-      <w:r>
-        <w:t>UI Node.js (principal): http://localhost:3100</w:t>
-      </w:r>
-    </w:p>
-    <w:p>
-      <w:pPr>
-        <w:pStyle w:val="ListBullet"/>
-      </w:pPr>
-      <w:r>
-        <w:t>UI Streamlit (admin): http://localhost:8501</w:t>
+        <w:t>UI Streamlit: http://localhost:8501</w:t>
       </w:r>
     </w:p>
     <w:p>
@@ -496,7 +325,7 @@
         <w:pStyle w:val="ListBullet"/>
       </w:pPr>
       <w:r>
-        <w:t>Scoring service: http://localhost:8000</w:t>
+        <w:t>Scoring: http://localhost:8000</w:t>
       </w:r>
     </w:p>
     <w:p>
@@ -504,17 +333,17 @@
         <w:pStyle w:val="Heading1"/>
       </w:pPr>
       <w:r>
-        <w:t>9) Como compartir la UI Node.js con otras personas</w:t>
+        <w:t>8) Compartir la UI Node.js en una reunion</w:t>
       </w:r>
     </w:p>
     <w:p>
       <w:r>
-        <w:t>Opcion A (mas simple para reunion): cada persona ejecuta local y comparte pantalla por Teams/Meet/Zoom.</w:t>
+        <w:t>Opcion simple: cada persona ejecuta localmente y comparte pantalla en Teams/Meet/Zoom.</w:t>
       </w:r>
     </w:p>
     <w:p>
       <w:r>
-        <w:t>Opcion B (misma red local): compartir por IP local.</w:t>
+        <w:t>Opcion en la misma red local:</w:t>
       </w:r>
     </w:p>
     <w:p>
@@ -522,17 +351,25 @@
         <w:pStyle w:val="ListBullet"/>
       </w:pPr>
       <w:r>
-        <w:t>ipconfig   # copiar IPv4 de la maquina</w:t>
+        <w:t>ipconfig  # usar el IPv4 de la maquina</w:t>
       </w:r>
     </w:p>
     <w:p>
       <w:r>
-        <w:t>Ejemplo de URL para colegas en la misma red: http://TU_IP_LOCAL:3100</w:t>
+        <w:t>Acceso en red: http://TU_IP_LOCAL:3100</w:t>
       </w:r>
     </w:p>
     <w:p>
       <w:r>
-        <w:t>Opcion C (acceso externo por enlace): usar tunel (ngrok o cloudflared).</w:t>
+        <w:t>Opcion externa (temporal): ngrok http 3100</w:t>
+      </w:r>
+    </w:p>
+    <w:p>
+      <w:pPr>
+        <w:pStyle w:val="Heading1"/>
+      </w:pPr>
+      <w:r>
+        <w:t>9) Resolucion rapida de problemas</w:t>
       </w:r>
     </w:p>
     <w:p>
@@ -540,68 +377,7 @@
         <w:pStyle w:val="ListBullet"/>
       </w:pPr>
       <w:r>
-        <w:t>ngrok http 3100</w:t>
-      </w:r>
-    </w:p>
-    <w:p>
-      <w:r>
-        <w:t>Buenas practicas: usa solo datos demo y nunca expongas datos sensibles en un tunel publico.</w:t>
-      </w:r>
-    </w:p>
-    <w:p>
-      <w:pPr>
-        <w:pStyle w:val="Heading1"/>
-      </w:pPr>
-      <w:r>
-        <w:t>10) Checklist final del equipo</w:t>
-      </w:r>
-    </w:p>
-    <w:p>
-      <w:pPr>
-        <w:pStyle w:val="ListBullet"/>
-      </w:pPr>
-      <w:r>
-        <w:t>Contenedores activos: db, scoring, backend, ui_web, ui_admin</w:t>
-      </w:r>
-    </w:p>
-    <w:p>
-      <w:pPr>
-        <w:pStyle w:val="ListBullet"/>
-      </w:pPr>
-      <w:r>
-        <w:t>Health checks devolviendo 200</w:t>
-      </w:r>
-    </w:p>
-    <w:p>
-      <w:pPr>
-        <w:pStyle w:val="ListBullet"/>
-      </w:pPr>
-      <w:r>
-        <w:t>Socios y leads sinteticos cargados</w:t>
-      </w:r>
-    </w:p>
-    <w:p>
-      <w:pPr>
-        <w:pStyle w:val="ListBullet"/>
-      </w:pPr>
-      <w:r>
-        <w:t>CRM y Vista general con conteos coherentes</w:t>
-      </w:r>
-    </w:p>
-    <w:p>
-      <w:pPr>
-        <w:pStyle w:val="ListBullet"/>
-      </w:pPr>
-      <w:r>
-        <w:t>UI Node.js accesible para demo en http://localhost:3100</w:t>
-      </w:r>
-    </w:p>
-    <w:p>
-      <w:pPr>
-        <w:pStyle w:val="Heading1"/>
-      </w:pPr>
-      <w:r>
-        <w:t>11) Resolucion rapida de problemas comunes</w:t>
+        <w:t>docker compose ps</w:t>
       </w:r>
     </w:p>
     <w:p>
@@ -618,14 +394,6 @@
       </w:pPr>
       <w:r>
         <w:t>docker compose logs -f ui_web</w:t>
-      </w:r>
-    </w:p>
-    <w:p>
-      <w:pPr>
-        <w:pStyle w:val="ListBullet"/>
-      </w:pPr>
-      <w:r>
-        <w:t>docker compose logs -f ui_admin</w:t>
       </w:r>
     </w:p>
     <w:p>
